--- a/course_development/domains/active_inference_robotics/02_bio_inspired_design/06_learning/output/lab-protocols/06_learning-lab.docx
+++ b/course_development/domains/active_inference_robotics/02_bio_inspired_design/06_learning/output/lab-protocols/06_learning-lab.docx
@@ -4,7 +4,7 @@
   <w:body>
     <w:p>
       <w:r>
-        <w:t>Lab: Exploring Learning</w:t>
+        <w:t>Lab: Hebbian Learning and Synaptic Plasticity for Robots</w:t>
       </w:r>
     </w:p>
     <w:p>
@@ -14,7 +14,7 @@
     </w:p>
     <w:p>
       <w:r>
-        <w:t>Design and simulate a simple agent that demonstrates the principles of Learning .</w:t>
+        <w:t>Design robotic learning systems inspired by biological synaptic plasticity. You will compare Hebbian learning rules with backpropagation, analyze biological developmental learning, and design a learning architecture inspired by the brain's multiple learning systems.</w:t>
       </w:r>
     </w:p>
     <w:p>
@@ -24,12 +24,57 @@
     </w:p>
     <w:p>
       <w:r>
-        <w:t>Basic understanding of Python or a relevant simulation tool.  Familiarity with the formal definition of Learning.   Steps</w:t>
+        <w:t>Completion of the corresponding module.md lecture material  Familiarity with Active Inference concepts (generative models, free energy, prediction errors)  Basic pseudocode and diagram skills   Part 1: Hebbian Learning for Sensor Calibration</w:t>
       </w:r>
     </w:p>
     <w:p>
       <w:r>
-        <w:t>Define the Environment : Create a simple grid world or state space relevant to Robotics.  Define the Agent : Specify the agent's generative model, focusing on Learning.  Simulation : Run the agent for 100 timesteps.  Perturbation : Introduce a specific challenge to Learning (e.g., increased noise, occlusion).  Analysis : Plot the Free Energy over time. Does the agent successfully adapt?   Discussion Requirements</w:t>
+        <w:t>Design a Hebbian learning rule for a robot that must calibrate its sensors from experience:</w:t>
+      </w:r>
+    </w:p>
+    <w:p>
+      <w:r>
+        <w:t>The robot has a camera and a LIDAR. Hebbian learning strengthens the association between co-occurring visual and range measurements.  Write the update rule: w_ij += eta * x_i * x_j (correlation-based learning).  How does this compare to supervised calibration? What are the advantages of unsupervised Hebbian learning?  How does this relate to free energy minimization? (Hint: Hebbian learning minimizes prediction errors between modalities.)   Write your response here  Part 2: Developmental Learning</w:t>
+      </w:r>
+    </w:p>
+    <w:p>
+      <w:r>
+        <w:t>Design a developmental learning curriculum for a robot arm inspired by infant motor development:</w:t>
+      </w:r>
+    </w:p>
+    <w:p>
+      <w:r>
+        <w:t>Stage 1 (random babbling): Uncoordinated movements that build a body model.  Stage 2 (reaching): Directed reaching toward visually detected objects.  Stage 3 (grasping): Coordinated hand shaping based on object properties.  Stage 4 (tool use): Using grasped objects to interact with the environment.   For each stage, what is learned (model parameters, structure, or both)? How does free energy decrease across stages?</w:t>
+      </w:r>
+    </w:p>
+    <w:p>
+      <w:r>
+        <w:t>Write your response here  Part 3: Reward, Curiosity, and Intrinsic Motivation</w:t>
+      </w:r>
+    </w:p>
+    <w:p>
+      <w:r>
+        <w:t>Analyze biological motivation systems for robotic learning:</w:t>
+      </w:r>
+    </w:p>
+    <w:p>
+      <w:r>
+        <w:t>How does dopaminergic reward prediction error relate to Active Inference expected free energy?  Design a curiosity-driven exploration system where the robot seeks novel situations (high epistemic value).  How does the brain balance exploitation (familiar, rewarding actions) with exploration (novel, uncertain actions)? Design the robotic equivalent.   Write your response here  Part 4: Learning System Comparison</w:t>
+      </w:r>
+    </w:p>
+    <w:p>
+      <w:r>
+        <w:t>Compare biological and artificial learning mechanisms:</w:t>
+      </w:r>
+    </w:p>
+    <w:p>
+      <w:r>
+        <w:t>Feature  Hebbian Learning  Backpropagation  Active Inference Learning      Locality          Supervision required          Biological plausibility          Online capability          Energy efficiency           Write your response here  Summary Table</w:t>
+      </w:r>
+    </w:p>
+    <w:p>
+      <w:r>
+        <w:t>Concept  Classical Robotics  Active Inference  Your Design      Core mechanism          Uncertainty handling          Adaptation          Key advantage           References</w:t>
       </w:r>
     </w:p>
     <w:sectPr>
